--- a/appendix_BC.docx
+++ b/appendix_BC.docx
@@ -23,7 +23,7 @@
         <w:pStyle w:val="Normal"/>
       </w:pPr>
       <w:r>
-        <w:t xml:space="preserve">chibar2(01) = 4742.31</w:t>
+        <w:t xml:space="preserve">chibar2(01) = 2359.68</w:t>
       </w:r>
     </w:p>
     <w:p>
@@ -68,7 +68,7 @@
       </w:tblPr>
       <w:tblGrid>
         <w:gridCol w:w="2489"/>
-        <w:gridCol w:w="961"/>
+        <w:gridCol w:w="1206"/>
       </w:tblGrid>
       <w:tr>
         <w:trPr>
@@ -290,14 +290,14 @@
                 <w:szCs w:val="22"/>
                 <w:color w:val="000000"/>
               </w:rPr>
-              <w:t xml:space="preserve">3.336</w:t>
+              <w:t xml:space="preserve">126.752</w:t>
             </w:r>
           </w:p>
         </w:tc>
       </w:tr>
       <w:tr>
         <w:trPr>
-          <w:trHeight w:val="572" w:hRule="auto"/>
+          <w:trHeight w:val="571" w:hRule="auto"/>
         </w:trPr>
         body2
         <w:tc>
@@ -402,7 +402,7 @@
                 <w:szCs w:val="22"/>
                 <w:color w:val="000000"/>
               </w:rPr>
-              <w:t xml:space="preserve">0.343</w:t>
+              <w:t xml:space="preserve">0.000</w:t>
             </w:r>
           </w:p>
         </w:tc>
